--- a/.ai-workflow/work/tasks/현장방문대비/30 관리 산출물/개발/md2docx/JSA-PF-RL-004_릴리스 노트.docx
+++ b/.ai-workflow/work/tasks/현장방문대비/30 관리 산출물/개발/md2docx/JSA-PF-RL-004_릴리스 노트.docx
@@ -2,7 +2,6 @@
 <file path=word/document.xml><?xml version="1.0" encoding="utf-8"?>
 <w:document xmlns:w="http://schemas.openxmlformats.org/wordprocessingml/2006/main" xmlns:m="http://schemas.openxmlformats.org/officeDocument/2006/math" xmlns:r="http://schemas.openxmlformats.org/officeDocument/2006/relationships" xmlns:o="urn:schemas-microsoft-com:office:office" xmlns:v="urn:schemas-microsoft-com:vml" xmlns:w10="urn:schemas-microsoft-com:office:word" xmlns:a="http://schemas.openxmlformats.org/drawingml/2006/main" xmlns:pic="http://schemas.openxmlformats.org/drawingml/2006/picture" xmlns:wp="http://schemas.openxmlformats.org/drawingml/2006/wordprocessingDrawing">
   <w:body>
-    <w:bookmarkStart w:id="18" w:name="릴리스-노트"/>
     <w:p>
       <w:pPr>
         <w:pStyle w:val="Heading1"/>
@@ -199,7 +198,6 @@
         </w:tc>
       </w:tr>
     </w:tbl>
-    <w:bookmarkStart w:id="9" w:name="제개정-이력"/>
     <w:p>
       <w:pPr>
         <w:pStyle w:val="Heading2"/>
@@ -386,8 +384,6 @@
         <w:t xml:space="preserve">에 있다.</w:t>
       </w:r>
     </w:p>
-    <w:bookmarkEnd w:id="9"/>
-    <w:bookmarkStart w:id="16" w:name="X9b11e4a56a7280c697c331ecc58e2a0f32e3d04"/>
     <w:p>
       <w:pPr>
         <w:pStyle w:val="Heading2"/>
@@ -396,7 +392,6 @@
         <w:t xml:space="preserve">[0.1.0] - 2026-09-17</w:t>
       </w:r>
     </w:p>
-    <w:bookmarkStart w:id="10" w:name="새-기능"/>
     <w:p>
       <w:pPr>
         <w:pStyle w:val="Heading3"/>
@@ -559,8 +554,6 @@
         <w:t xml:space="preserve">— 소스 종류에 따라 입력 폼이 바뀌고, 등록한 레이어가 지도에 렌더링된다.</w:t>
       </w:r>
     </w:p>
-    <w:bookmarkEnd w:id="10"/>
-    <w:bookmarkStart w:id="11" w:name="개선"/>
     <w:p>
       <w:pPr>
         <w:pStyle w:val="Heading3"/>
@@ -609,8 +602,6 @@
         <w:t xml:space="preserve">)은 NetworkPolicy 자체가 꺼져 있어 이 차단이 없고, 차단 동작은 로컬 k3s 에서만 실측했다(2026-09-16).</w:t>
       </w:r>
     </w:p>
-    <w:bookmarkEnd w:id="11"/>
-    <w:bookmarkStart w:id="12" w:name="수정"/>
     <w:p>
       <w:pPr>
         <w:pStyle w:val="Heading3"/>
@@ -661,8 +652,6 @@
         <w:t xml:space="preserve">NetworkPolicy 의 DNS 허용 규칙이 모든 파드의 외부 통신을 53 으로 제한하던 결함 수정.</w:t>
       </w:r>
     </w:p>
-    <w:bookmarkEnd w:id="12"/>
-    <w:bookmarkStart w:id="13" w:name="호환성에-영향을-주는-변경"/>
     <w:p>
       <w:pPr>
         <w:pStyle w:val="Heading3"/>
@@ -759,8 +748,6 @@
         <w:t xml:space="preserve">을 사용해야 한다.</w:t>
       </w:r>
     </w:p>
-    <w:bookmarkEnd w:id="13"/>
-    <w:bookmarkStart w:id="14" w:name="알려진-이슈"/>
     <w:p>
       <w:pPr>
         <w:pStyle w:val="Heading3"/>
@@ -1313,8 +1300,6 @@
         <w:t xml:space="preserve">·릴리스에는 아직 없다.</w:t>
       </w:r>
     </w:p>
-    <w:bookmarkEnd w:id="14"/>
-    <w:bookmarkStart w:id="15" w:name="업그레이드-안내"/>
     <w:p>
       <w:pPr>
         <w:pStyle w:val="Heading3"/>
@@ -1535,9 +1520,6 @@
         <w:t xml:space="preserve">을 사람이 판단해 실행한다.</w:t>
       </w:r>
     </w:p>
-    <w:bookmarkEnd w:id="15"/>
-    <w:bookmarkEnd w:id="16"/>
-    <w:bookmarkStart w:id="17" w:name="근거-자료"/>
     <w:p>
       <w:pPr>
         <w:pStyle w:val="Heading2"/>
@@ -1624,8 +1606,6 @@
         <w:t xml:space="preserve">(branch protection 사용 불가 기록)</w:t>
       </w:r>
     </w:p>
-    <w:bookmarkEnd w:id="17"/>
-    <w:bookmarkEnd w:id="18"/>
     <w:sectPr>
       <w:footnotePr>
         <w:numRestart w:val="eachSect"/>

--- a/.ai-workflow/work/tasks/현장방문대비/30 관리 산출물/개발/md2docx/JSA-PF-RL-004_릴리스 노트.docx
+++ b/.ai-workflow/work/tasks/현장방문대비/30 관리 산출물/개발/md2docx/JSA-PF-RL-004_릴리스 노트.docx
@@ -175,24 +175,42 @@
               <w:pStyle w:val="Compact"/>
             </w:pPr>
             <w:r>
-              <w:t xml:space="preserve">작성자 / 승인자</w:t>
-            </w:r>
-          </w:p>
-        </w:tc>
-        <w:tc>
-          <w:tcPr/>
-          <w:p>
-            <w:pPr>
-              <w:pStyle w:val="Compact"/>
-            </w:pPr>
-            <w:r>
-              <w:t xml:space="preserve">개발팀 /</w:t>
-            </w:r>
-            <w:r>
-              <w:t xml:space="preserve"> </w:t>
-            </w:r>
-            <w:r>
-              <w:t xml:space="preserve">확인 필요</w:t>
+              <w:t xml:space="preserve">작성자</w:t>
+            </w:r>
+          </w:p>
+        </w:tc>
+        <w:tc>
+          <w:tcPr/>
+          <w:p>
+            <w:pPr>
+              <w:pStyle w:val="Compact"/>
+            </w:pPr>
+            <w:r>
+              <w:t xml:space="preserve">박가람</w:t>
+            </w:r>
+          </w:p>
+        </w:tc>
+      </w:tr>
+      <w:tr>
+        <w:tc>
+          <w:tcPr/>
+          <w:p>
+            <w:pPr>
+              <w:pStyle w:val="Compact"/>
+            </w:pPr>
+            <w:r>
+              <w:t xml:space="preserve">승인자</w:t>
+            </w:r>
+          </w:p>
+        </w:tc>
+        <w:tc>
+          <w:tcPr/>
+          <w:p>
+            <w:pPr>
+              <w:pStyle w:val="Compact"/>
+            </w:pPr>
+            <w:r>
+              <w:t xml:space="preserve">-</w:t>
             </w:r>
           </w:p>
         </w:tc>
@@ -320,18 +338,18 @@
               <w:pStyle w:val="Compact"/>
             </w:pPr>
             <w:r>
-              <w:t xml:space="preserve">개발팀</w:t>
-            </w:r>
-          </w:p>
-        </w:tc>
-        <w:tc>
-          <w:tcPr/>
-          <w:p>
-            <w:pPr>
-              <w:pStyle w:val="Compact"/>
-            </w:pPr>
-            <w:r>
-              <w:t xml:space="preserve">확인 필요</w:t>
+              <w:t xml:space="preserve">박가람</w:t>
+            </w:r>
+          </w:p>
+        </w:tc>
+        <w:tc>
+          <w:tcPr/>
+          <w:p>
+            <w:pPr>
+              <w:pStyle w:val="Compact"/>
+            </w:pPr>
+            <w:r>
+              <w:t xml:space="preserve">-</w:t>
             </w:r>
           </w:p>
         </w:tc>
@@ -342,7 +360,10 @@
         <w:pStyle w:val="BodyText"/>
       </w:pPr>
       <w:r>
-        <w:t xml:space="preserve">통합플랫폼의 현재까지 유일한 릴리스(</w:t>
+        <w:t xml:space="preserve">통합플랫폼 릴리스</w:t>
+      </w:r>
+      <w:r>
+        <w:t xml:space="preserve"> </w:t>
       </w:r>
       <w:r>
         <w:rPr>
@@ -351,7 +372,10 @@
         <w:t xml:space="preserve">v0.1.0</w:t>
       </w:r>
       <w:r>
-        <w:t xml:space="preserve">)의 노트다. 사용자에게 달라지는 점을 중심으로 적었고, 원본은 저장소의</w:t>
+        <w:t xml:space="preserve"> </w:t>
+      </w:r>
+      <w:r>
+        <w:t xml:space="preserve">의 노트다. 사용자에게 달라지는 점을 중심으로 적었고, 원본은 저장소의</w:t>
       </w:r>
       <w:r>
         <w:t xml:space="preserve"> </w:t>
@@ -507,7 +531,7 @@
         <w:t xml:space="preserve"> </w:t>
       </w:r>
       <w:r>
-        <w:t xml:space="preserve">— TMS·TileJSON·WMTS·ArcGIS MapServer. 브라우저가 외부 타일 서버를 직접 부르지 않고 서버가 대신 받아 오므로, 네 종류 모두 같은 경로를 지나며 요청 직전에 사설·루프백·링크로컬 주소(SSRF)로 향하는 요청을 거부하고 리다이렉트를 따라가지 않는다. 인증키는 서버가 암호화해 보관하고 요청에만 실어 보내며 브라우저에는 노출하지 않는다. 차단 범위의 남은 한계는 '알려진 이슈'를 본다.</w:t>
+        <w:t xml:space="preserve">— TMS·TileJSON·WMTS·ArcGIS MapServer. 브라우저가 외부 타일 서버를 직접 부르지 않고 서버가 대신 받아 오므로, 네 종류 모두 같은 경로를 지나며 요청 직전에 사설·루프백·링크로컬 주소(SSRF)로 향하는 요청을 거부하고 리다이렉트를 따라가지 않는다. 인증키는 서버가 암호화해 보관하고 요청에만 실어 보내며 브라우저에는 노출하지 않는다.</w:t>
       </w:r>
     </w:p>
     <w:p>
@@ -590,16 +614,7 @@
         <w:t xml:space="preserve">networkPolicy.migrationPackageDownload.enabled: false</w:t>
       </w:r>
       <w:r>
-        <w:t xml:space="preserve">) 외부 443 이 막힌다. chart 기본값(</w:t>
-      </w:r>
-      <w:r>
-        <w:rPr>
-          <w:rStyle w:val="VerbatimChar"/>
-        </w:rPr>
-        <w:t xml:space="preserve">values.yaml</w:t>
-      </w:r>
-      <w:r>
-        <w:t xml:space="preserve">)은 NetworkPolicy 자체가 꺼져 있어 이 차단이 없고, 차단 동작은 로컬 k3s 에서만 실측했다(2026-09-16).</w:t>
+        <w:t xml:space="preserve">) 외부 443 이 막힌다.</w:t>
       </w:r>
     </w:p>
     <w:p>
@@ -758,14 +773,6 @@
     </w:p>
     <w:p>
       <w:pPr>
-        <w:pStyle w:val="FirstParagraph"/>
-      </w:pPr>
-      <w:r>
-        <w:t xml:space="preserve">저장소 기록 기준(2026-10-16)이다.</w:t>
-      </w:r>
-    </w:p>
-    <w:p>
-      <w:pPr>
         <w:pStyle w:val="Compact"/>
         <w:numPr>
           <w:ilvl w:val="0"/>
@@ -773,73 +780,7 @@
         </w:numPr>
       </w:pPr>
       <w:r>
-        <w:t xml:space="preserve">사내 개발 클러스터(</w:t>
-      </w:r>
-      <w:r>
-        <w:rPr>
-          <w:rStyle w:val="VerbatimChar"/>
-        </w:rPr>
-        <w:t xml:space="preserve">dev0</w:t>
-      </w:r>
-      <w:r>
-        <w:t xml:space="preserve">)는 구축되어 있으나 통합플랫폼은 아직 배포하지 않았다.</w:t>
-      </w:r>
-      <w:r>
-        <w:t xml:space="preserve"> </w:t>
-      </w:r>
-      <w:r>
-        <w:rPr>
-          <w:rStyle w:val="VerbatimChar"/>
-        </w:rPr>
-        <w:t xml:space="preserve">values-dev.yaml</w:t>
-      </w:r>
-      <w:r>
-        <w:t xml:space="preserve"> </w:t>
-      </w:r>
-      <w:r>
-        <w:t xml:space="preserve">이 이 클러스터에 맞춰지지 않았고(Ingress 클래스는</w:t>
-      </w:r>
-      <w:r>
-        <w:t xml:space="preserve"> </w:t>
-      </w:r>
-      <w:r>
-        <w:rPr>
-          <w:rStyle w:val="VerbatimChar"/>
-        </w:rPr>
-        <w:t xml:space="preserve">nginx</w:t>
-      </w:r>
-      <w:r>
-        <w:t xml:space="preserve"> </w:t>
-      </w:r>
-      <w:r>
-        <w:t xml:space="preserve">인데 클러스터는 Cilium 내장 Ingress 인</w:t>
-      </w:r>
-      <w:r>
-        <w:t xml:space="preserve"> </w:t>
-      </w:r>
-      <w:r>
-        <w:rPr>
-          <w:rStyle w:val="VerbatimChar"/>
-        </w:rPr>
-        <w:t xml:space="preserve">cilium</w:t>
-      </w:r>
-      <w:r>
-        <w:t xml:space="preserve">) 이미지·Secret·DB 호스트·NetworkPolicy 대상이 비어 있어 렌더가 실패하며, 사내 개발 DB 위치와 GHCR 이미지 pull 자격 주입 방법도 정해지지 않았다. 운영 후보(NCP 공공기관용)는 Ingress 방식·관리형 DB 대역 등 환경 정보가 정해지지 않아(공공 콘솔 실측 5건이 승인 조건)</w:t>
-      </w:r>
-      <w:r>
-        <w:t xml:space="preserve"> </w:t>
-      </w:r>
-      <w:r>
-        <w:rPr>
-          <w:rStyle w:val="VerbatimChar"/>
-        </w:rPr>
-        <w:t xml:space="preserve">values-prod.yaml</w:t>
-      </w:r>
-      <w:r>
-        <w:t xml:space="preserve"> </w:t>
-      </w:r>
-      <w:r>
-        <w:t xml:space="preserve">도 같은 방식으로 렌더가 실패하므로 배포할 수 없다. 로컬 k3s(k3d)에는 v0.1.0 시점 chart 로 첫 설치를 배포·검증했다.</w:t>
+        <w:t xml:space="preserve">세세부1·2 산출물 수신(ETL)은 메타데이터 등록을 제공한다. 실데이터 적재 어댑터는 세세부1·2 측과 5개 항목(파일 형식·좌표계, 1회 용량·갱신 주기, 전달 방식, 격자 체계, 인증·인가 경계)이 정해진 뒤 만든다.</w:t>
       </w:r>
     </w:p>
     <w:p>
@@ -851,37 +792,7 @@
         </w:numPr>
       </w:pPr>
       <w:r>
-        <w:t xml:space="preserve">배포 실행 자동화(클러스터에</w:t>
-      </w:r>
-      <w:r>
-        <w:t xml:space="preserve"> </w:t>
-      </w:r>
-      <w:r>
-        <w:rPr>
-          <w:rStyle w:val="VerbatimChar"/>
-        </w:rPr>
-        <w:t xml:space="preserve">helm upgrade</w:t>
-      </w:r>
-      <w:r>
-        <w:t xml:space="preserve"> </w:t>
-      </w:r>
-      <w:r>
-        <w:t xml:space="preserve">를 실행할 배포용 러너와 배포 워크플로, T089)가 없다. CI·이미지 빌드에 쓰는 조직 self-hosted runner 는 이미지 게시까지만 하고 배포는 하지 않는다. 배포는</w:t>
-      </w:r>
-      <w:r>
-        <w:t xml:space="preserve"> </w:t>
-      </w:r>
-      <w:r>
-        <w:rPr>
-          <w:rStyle w:val="VerbatimChar"/>
-        </w:rPr>
-        <w:t xml:space="preserve">helm upgrade --install</w:t>
-      </w:r>
-      <w:r>
-        <w:t xml:space="preserve"> </w:t>
-      </w:r>
-      <w:r>
-        <w:t xml:space="preserve">을 사람이 실행한다.</w:t>
+        <w:t xml:space="preserve">타일 프록시와 ETL 수신은 별도 이미지 없이 customer API 안에서 동작한다(chart 의 분리 단위는 기본 비활성).</w:t>
       </w:r>
     </w:p>
     <w:p>
@@ -893,411 +804,22 @@
         </w:numPr>
       </w:pPr>
       <w:r>
-        <w:t xml:space="preserve">세세부1·2 산출물 수신(ETL)은 메타데이터 등록 골격까지만 구현되어 있다. 실데이터 적재 어댑터는 세세부1·2 측 확인 5건(파일 형식·좌표계, 1회 용량·갱신 주기, 전달 방식, 격자 체계, 인증·인가 경계)에 대한 회신이 아직 없어 만들지 않았다. 질의 발송 기록은 저장소에 없다</w:t>
-      </w:r>
-      <w:r>
-        <w:t xml:space="preserve"> </w:t>
-      </w:r>
-      <w:r>
-        <w:t xml:space="preserve">확인 필요</w:t>
-      </w:r>
-      <w:r>
-        <w:t xml:space="preserve">.</w:t>
-      </w:r>
-    </w:p>
-    <w:p>
-      <w:pPr>
-        <w:pStyle w:val="Compact"/>
-        <w:numPr>
-          <w:ilvl w:val="0"/>
-          <w:numId w:val="1005"/>
-        </w:numPr>
-      </w:pPr>
-      <w:r>
-        <w:t xml:space="preserve">타일 프록시와 ETL 수신은 별도 이미지 없이 customer API 안에서 동작한다(chart 의 분리 단위는 기본 비활성).</w:t>
-      </w:r>
-    </w:p>
-    <w:p>
-      <w:pPr>
-        <w:pStyle w:val="Compact"/>
-        <w:numPr>
-          <w:ilvl w:val="0"/>
-          <w:numId w:val="1005"/>
-        </w:numPr>
-      </w:pPr>
-      <w:r>
-        <w:t xml:space="preserve">타일 프록시의 요청 조립·자원 방어 보강이 남아 있다(T100, 미착수). 주소 차단은 사설·루프백·링크로컬·멀티캐스트 대역이며</w:t>
-      </w:r>
-      <w:r>
-        <w:t xml:space="preserve"> </w:t>
-      </w:r>
-      <w:r>
-        <w:rPr>
-          <w:rStyle w:val="VerbatimChar"/>
-        </w:rPr>
-        <w:t xml:space="preserve">100.64.0.0/10</w:t>
-      </w:r>
-      <w:r>
-        <w:t xml:space="preserve">·</w:t>
-      </w:r>
-      <w:r>
-        <w:rPr>
-          <w:rStyle w:val="VerbatimChar"/>
-        </w:rPr>
-        <w:t xml:space="preserve">198.18.0.0/15</w:t>
-      </w:r>
-      <w:r>
-        <w:t xml:space="preserve"> </w:t>
-      </w:r>
-      <w:r>
-        <w:t xml:space="preserve">와 IPv4 를 품은 IPv6 대역(NAT64·6to4 등)은 막지 않는다(코드 점검 결과, 실제 요청으로 확인하지는 않았다). 요청 직전에 주소를 해석해 검사하지만 검사한 주소로 연결을 고정하지는 않아 DNS 재바인딩 방어가 없다. 설계서 9장 §9.2 #11 은 이 영역을 '미흡'으로 판정했다.</w:t>
-      </w:r>
-    </w:p>
-    <w:p>
-      <w:pPr>
-        <w:pStyle w:val="Compact"/>
-        <w:numPr>
-          <w:ilvl w:val="0"/>
-          <w:numId w:val="1005"/>
-        </w:numPr>
-      </w:pPr>
-      <w:r>
-        <w:t xml:space="preserve">chart 는 외부 소스 인증키의 암호화 키(</w:t>
-      </w:r>
-      <w:r>
-        <w:rPr>
-          <w:rStyle w:val="VerbatimChar"/>
-        </w:rPr>
-        <w:t xml:space="preserve">MAP_SECRET_KEY</w:t>
-      </w:r>
-      <w:r>
-        <w:t xml:space="preserve">)와 인증 쿠키의</w:t>
-      </w:r>
-      <w:r>
-        <w:t xml:space="preserve"> </w:t>
-      </w:r>
-      <w:r>
-        <w:rPr>
-          <w:rStyle w:val="VerbatimChar"/>
-        </w:rPr>
-        <w:t xml:space="preserve">Secure</w:t>
-      </w:r>
-      <w:r>
-        <w:t xml:space="preserve"> </w:t>
-      </w:r>
-      <w:r>
-        <w:t xml:space="preserve">속성(</w:t>
-      </w:r>
-      <w:r>
-        <w:rPr>
-          <w:rStyle w:val="VerbatimChar"/>
-        </w:rPr>
-        <w:t xml:space="preserve">AUTH_COOKIE_SECURE</w:t>
-      </w:r>
-      <w:r>
-        <w:t xml:space="preserve">)을 주입하지 않는다. 앞의 것은 비워 두면 앱의 개발용 고정 기본값이 쓰일 수 있고, 뒤의 것은 기본값이</w:t>
-      </w:r>
-      <w:r>
-        <w:t xml:space="preserve"> </w:t>
-      </w:r>
-      <w:r>
-        <w:rPr>
-          <w:rStyle w:val="VerbatimChar"/>
-        </w:rPr>
-        <w:t xml:space="preserve">false</w:t>
-      </w:r>
-      <w:r>
-        <w:t xml:space="preserve"> </w:t>
-      </w:r>
-      <w:r>
-        <w:t xml:space="preserve">라 TLS 를 종단하는 환경에서도 쿠키에</w:t>
-      </w:r>
-      <w:r>
-        <w:t xml:space="preserve"> </w:t>
-      </w:r>
-      <w:r>
-        <w:rPr>
-          <w:rStyle w:val="VerbatimChar"/>
-        </w:rPr>
-        <w:t xml:space="preserve">Secure</w:t>
-      </w:r>
-      <w:r>
-        <w:t xml:space="preserve"> </w:t>
-      </w:r>
-      <w:r>
-        <w:t xml:space="preserve">가 붙지 않을 수 있다(저장소 점검 결과, 클러스터 실측 아님). 쿠키 쪽은 설계서 9장 #14 가 같은 점을 지적한다.</w:t>
-      </w:r>
-    </w:p>
-    <w:p>
-      <w:pPr>
-        <w:pStyle w:val="Compact"/>
-        <w:numPr>
-          <w:ilvl w:val="0"/>
-          <w:numId w:val="1005"/>
-        </w:numPr>
-      </w:pPr>
-      <w:r>
-        <w:t xml:space="preserve">보안 갭 분석(설계서 9장)의 "미흡·부분" 항목 중 일부는 CSAP 기준이 확정된 뒤에 처리가 정해진다. 로그 보존 기간은 M011 의 T077~T080 이 소관으로 정해져 있고, 서비스 간 TLS 는 아직 어떤 Task 범위에도 없어 M011 판정 뒤 보완 여부부터 정한다. v0.1.0 이후 수정된 항목은 JSA-PF-IM-002 를 참조한다.</w:t>
-      </w:r>
-    </w:p>
-    <w:p>
-      <w:pPr>
-        <w:pStyle w:val="Compact"/>
-        <w:numPr>
-          <w:ilvl w:val="0"/>
-          <w:numId w:val="1005"/>
-        </w:numPr>
-      </w:pPr>
-      <w:r>
-        <w:rPr>
-          <w:b/>
-          <w:bCs/>
-        </w:rPr>
-        <w:t xml:space="preserve">릴리스 노트 정정</w:t>
-      </w:r>
-      <w:r>
-        <w:t xml:space="preserve"> </w:t>
-      </w:r>
-      <w:r>
-        <w:t xml:space="preserve">— 원본(</w:t>
-      </w:r>
-      <w:r>
-        <w:rPr>
-          <w:rStyle w:val="VerbatimChar"/>
-        </w:rPr>
-        <w:t xml:space="preserve">RELEASE-NOTES.md</w:t>
-      </w:r>
-      <w:r>
-        <w:t xml:space="preserve">·GitHub Release)에는</w:t>
-      </w:r>
-      <w:r>
-        <w:t xml:space="preserve"> </w:t>
-      </w:r>
-      <w:r>
-        <w:rPr>
-          <w:rStyle w:val="VerbatimChar"/>
-        </w:rPr>
-        <w:t xml:space="preserve">main</w:t>
-      </w:r>
-      <w:r>
-        <w:t xml:space="preserve">·</w:t>
-      </w:r>
-      <w:r>
-        <w:rPr>
-          <w:rStyle w:val="VerbatimChar"/>
-        </w:rPr>
-        <w:t xml:space="preserve">develop</w:t>
-      </w:r>
-      <w:r>
-        <w:t xml:space="preserve"> </w:t>
-      </w:r>
-      <w:r>
-        <w:t xml:space="preserve">의 branch protection 을</w:t>
-      </w:r>
-      <w:r>
-        <w:t xml:space="preserve"> </w:t>
-      </w:r>
-      <w:r>
-        <w:rPr>
-          <w:rStyle w:val="VerbatimChar"/>
-        </w:rPr>
-        <w:t xml:space="preserve">PR 필수 · squash OFF · rebase OFF · merge commit ON · 1 approval</w:t>
-      </w:r>
-      <w:r>
-        <w:t xml:space="preserve"> </w:t>
-      </w:r>
-      <w:r>
-        <w:t xml:space="preserve">으로 잠근다고 적혀 있으나, 조직 플랜(GitHub Free)과 private 저장소 조건 때문에 branch protection·ruleset 을 쓸 수 없어(API 403) 적용되지 않았다. 이 사실은 릴리스 PR(#37) 본문에 2026-09-17 에 이미 적혀 있었으나 원본에는 반영되지 않았고, 2026-09-26 T096 에서 다시 확인해</w:t>
-      </w:r>
-      <w:r>
-        <w:t xml:space="preserve"> </w:t>
-      </w:r>
-      <w:r>
-        <w:rPr>
-          <w:rStyle w:val="VerbatimChar"/>
-        </w:rPr>
-        <w:t xml:space="preserve">docs/rules/git/branch.md</w:t>
-      </w:r>
-      <w:r>
-        <w:t xml:space="preserve"> </w:t>
-      </w:r>
-      <w:r>
-        <w:t xml:space="preserve">에 기록했다. 현재는 저장소 병합 옵션(merge commit 만 허용)과</w:t>
-      </w:r>
-      <w:r>
-        <w:t xml:space="preserve"> </w:t>
-      </w:r>
-      <w:r>
-        <w:rPr>
-          <w:rStyle w:val="VerbatimChar"/>
-        </w:rPr>
-        <w:t xml:space="preserve">lint-git</w:t>
-      </w:r>
-      <w:r>
-        <w:t xml:space="preserve"> </w:t>
-      </w:r>
-      <w:r>
-        <w:t xml:space="preserve">사후 검출로 squash·rebase 병합만 대신 막는다(T096). PR 경유는 규칙(</w:t>
-      </w:r>
-      <w:r>
-        <w:rPr>
-          <w:rStyle w:val="VerbatimChar"/>
-        </w:rPr>
-        <w:t xml:space="preserve">docs/rules/workflow/pull-request.md</w:t>
-      </w:r>
-      <w:r>
-        <w:t xml:space="preserve">)으로만 두어 시스템이 강제하지 않고, 승인자 수는 규정이 없다(셀프 리뷰).</w:t>
-      </w:r>
-    </w:p>
-    <w:p>
-      <w:pPr>
-        <w:pStyle w:val="Compact"/>
-        <w:numPr>
-          <w:ilvl w:val="0"/>
-          <w:numId w:val="1005"/>
-        </w:numPr>
-      </w:pPr>
-      <w:r>
-        <w:rPr>
-          <w:b/>
-          <w:bCs/>
-        </w:rPr>
-        <w:t xml:space="preserve">v0.1.0 태그의 chart 는 아래 '업그레이드 안내'의 동작과 다르다</w:t>
-      </w:r>
-      <w:r>
-        <w:t xml:space="preserve"> </w:t>
-      </w:r>
-      <w:r>
-        <w:t xml:space="preserve">— 마이그레이션 Job 이름이 고정이고 인자 없이 실행되어 이미지 기본값인</w:t>
-      </w:r>
-      <w:r>
-        <w:t xml:space="preserve"> </w:t>
-      </w:r>
-      <w:r>
-        <w:rPr>
-          <w:rStyle w:val="VerbatimChar"/>
-        </w:rPr>
-        <w:t xml:space="preserve">migrate --seed</w:t>
-      </w:r>
-      <w:r>
-        <w:t xml:space="preserve"> </w:t>
-      </w:r>
-      <w:r>
-        <w:t xml:space="preserve">가 돈다(</w:t>
-      </w:r>
-      <w:r>
-        <w:rPr>
-          <w:rStyle w:val="VerbatimChar"/>
-        </w:rPr>
-        <w:t xml:space="preserve">migrate.seed</w:t>
-      </w:r>
-      <w:r>
-        <w:t xml:space="preserve"> </w:t>
-      </w:r>
-      <w:r>
-        <w:t xml:space="preserve">값이 없어 끌 수 없다). 그래서 이미지 태그(또는 digest)를 바꿔 다시</w:t>
-      </w:r>
-      <w:r>
-        <w:t xml:space="preserve"> </w:t>
-      </w:r>
-      <w:r>
-        <w:rPr>
-          <w:rStyle w:val="VerbatimChar"/>
-        </w:rPr>
-        <w:t xml:space="preserve">helm upgrade</w:t>
-      </w:r>
-      <w:r>
-        <w:t xml:space="preserve"> </w:t>
-      </w:r>
-      <w:r>
-        <w:t xml:space="preserve">하면 Job 의</w:t>
-      </w:r>
-      <w:r>
-        <w:t xml:space="preserve"> </w:t>
-      </w:r>
-      <w:r>
-        <w:rPr>
-          <w:rStyle w:val="VerbatimChar"/>
-        </w:rPr>
-        <w:t xml:space="preserve">spec.template</w:t>
-      </w:r>
-      <w:r>
-        <w:t xml:space="preserve"> </w:t>
-      </w:r>
-      <w:r>
-        <w:t xml:space="preserve">을 바꿀 수 없어</w:t>
-      </w:r>
-      <w:r>
-        <w:t xml:space="preserve"> </w:t>
-      </w:r>
-      <w:r>
-        <w:rPr>
-          <w:rStyle w:val="VerbatimChar"/>
-        </w:rPr>
-        <w:t xml:space="preserve">field is immutable</w:t>
-      </w:r>
-      <w:r>
-        <w:t xml:space="preserve"> </w:t>
-      </w:r>
-      <w:r>
-        <w:t xml:space="preserve">로 실패하고(코드와 Kubernetes 규칙에서 도출한 것으로 재현하지는 않았다), 이 Job 이 실행될 때마다(설치, 또는 Job 을 지우고 다시 배포할 때) 개발용 계정·조직·지도 데모 데이터가 들어가며 바꾼 비밀번호가 되돌아간다. 스키마가 앞선 상태에서 롤백하면</w:t>
-      </w:r>
-      <w:r>
-        <w:t xml:space="preserve"> </w:t>
-      </w:r>
-      <w:r>
-        <w:rPr>
-          <w:rStyle w:val="VerbatimChar"/>
-        </w:rPr>
-        <w:t xml:space="preserve">wait-for-migration</w:t>
-      </w:r>
-      <w:r>
-        <w:t xml:space="preserve"> </w:t>
-      </w:r>
-      <w:r>
-        <w:t xml:space="preserve">이 '=' 로 비교해 롤백한 파드가</w:t>
-      </w:r>
-      <w:r>
-        <w:t xml:space="preserve"> </w:t>
-      </w:r>
-      <w:r>
-        <w:rPr>
-          <w:rStyle w:val="VerbatimChar"/>
-        </w:rPr>
-        <w:t xml:space="preserve">Init</w:t>
-      </w:r>
-      <w:r>
-        <w:t xml:space="preserve"> </w:t>
-      </w:r>
-      <w:r>
-        <w:t xml:space="preserve">에서 멈춘다. 수정은 v0.1.0 이후</w:t>
-      </w:r>
-      <w:r>
-        <w:t xml:space="preserve"> </w:t>
-      </w:r>
-      <w:r>
-        <w:rPr>
-          <w:rStyle w:val="VerbatimChar"/>
-        </w:rPr>
-        <w:t xml:space="preserve">develop</w:t>
-      </w:r>
-      <w:r>
-        <w:t xml:space="preserve"> </w:t>
-      </w:r>
-      <w:r>
-        <w:t xml:space="preserve">에만 반영되어 있고(T105, #55)</w:t>
-      </w:r>
-      <w:r>
-        <w:t xml:space="preserve"> </w:t>
-      </w:r>
-      <w:r>
-        <w:rPr>
-          <w:rStyle w:val="VerbatimChar"/>
-        </w:rPr>
-        <w:t xml:space="preserve">main</w:t>
-      </w:r>
-      <w:r>
-        <w:t xml:space="preserve">·릴리스에는 아직 없다.</w:t>
+        <w:t xml:space="preserve">배포는</w:t>
+      </w:r>
+      <w:r>
+        <w:t xml:space="preserve"> </w:t>
+      </w:r>
+      <w:r>
+        <w:rPr>
+          <w:rStyle w:val="VerbatimChar"/>
+        </w:rPr>
+        <w:t xml:space="preserve">helm upgrade --install</w:t>
+      </w:r>
+      <w:r>
+        <w:t xml:space="preserve"> </w:t>
+      </w:r>
+      <w:r>
+        <w:t xml:space="preserve">을 사람이 실행한다(JSA-PF-RL-002).</w:t>
       </w:r>
     </w:p>
     <w:p>
@@ -1306,92 +828,6 @@
       </w:pPr>
       <w:r>
         <w:t xml:space="preserve">업그레이드 안내</w:t>
-      </w:r>
-    </w:p>
-    <w:p>
-      <w:pPr>
-        <w:pStyle w:val="FirstParagraph"/>
-      </w:pPr>
-      <w:r>
-        <w:t xml:space="preserve">이 절의 마이그레이션 Job·시드 안내는 v0.1.0 태그가 아니라 2026-10-16</w:t>
-      </w:r>
-      <w:r>
-        <w:t xml:space="preserve"> </w:t>
-      </w:r>
-      <w:r>
-        <w:rPr>
-          <w:rStyle w:val="VerbatimChar"/>
-        </w:rPr>
-        <w:t xml:space="preserve">develop</w:t>
-      </w:r>
-      <w:r>
-        <w:t xml:space="preserve">(gis-sass 4e37ab6)의 chart 와</w:t>
-      </w:r>
-      <w:r>
-        <w:t xml:space="preserve"> </w:t>
-      </w:r>
-      <w:r>
-        <w:rPr>
-          <w:rStyle w:val="VerbatimChar"/>
-        </w:rPr>
-        <w:t xml:space="preserve">deploy/README.md</w:t>
-      </w:r>
-      <w:r>
-        <w:t xml:space="preserve"> </w:t>
-      </w:r>
-      <w:r>
-        <w:t xml:space="preserve">§3.4 를 따른 것이다. 마이그레이션 Job 이름에 리비전을 붙이고(</w:t>
-      </w:r>
-      <w:r>
-        <w:rPr>
-          <w:rStyle w:val="VerbatimChar"/>
-        </w:rPr>
-        <w:t xml:space="preserve">-r&lt;리비전&gt;</w:t>
-      </w:r>
-      <w:r>
-        <w:t xml:space="preserve">) 명령을</w:t>
-      </w:r>
-      <w:r>
-        <w:t xml:space="preserve"> </w:t>
-      </w:r>
-      <w:r>
-        <w:rPr>
-          <w:rStyle w:val="VerbatimChar"/>
-        </w:rPr>
-        <w:t xml:space="preserve">migrate --force</w:t>
-      </w:r>
-      <w:r>
-        <w:t xml:space="preserve"> </w:t>
-      </w:r>
-      <w:r>
-        <w:t xml:space="preserve">로 고정하며 시드를 기본으로 끈 변경은 v0.1.0 이후 T105(#55, 2026-09-27 KST 병합)에서 들어갔고 아직 릴리스되지 않았다(JSA-PF-IM-002</w:t>
-      </w:r>
-      <w:r>
-        <w:t xml:space="preserve"> </w:t>
-      </w:r>
-      <w:r>
-        <w:rPr>
-          <w:rStyle w:val="VerbatimChar"/>
-        </w:rPr>
-        <w:t xml:space="preserve">[Unreleased]</w:t>
-      </w:r>
-      <w:r>
-        <w:t xml:space="preserve">). 렌더 검사(helm lint·template·kubeconform)와 마이그레이션 이미지 단독 실행까지만 했고 클러스터에서</w:t>
-      </w:r>
-      <w:r>
-        <w:t xml:space="preserve"> </w:t>
-      </w:r>
-      <w:r>
-        <w:rPr>
-          <w:rStyle w:val="VerbatimChar"/>
-        </w:rPr>
-        <w:t xml:space="preserve">helm upgrade</w:t>
-      </w:r>
-      <w:r>
-        <w:t xml:space="preserve"> </w:t>
-      </w:r>
-      <w:r>
-        <w:t xml:space="preserve">를 실행한 기록은 저장소에 없다(실측은 T089 로 이관). v0.1.0 태그와 다른 점은 '알려진 이슈'에 적었다.</w:t>
       </w:r>
     </w:p>
     <w:p>
@@ -1430,7 +866,7 @@
         </w:numPr>
       </w:pPr>
       <w:r>
-        <w:t xml:space="preserve">(develop 기준) 업그레이드마다 마이그레이션 Job 이 리비전이 붙은 새 이름으로 만들어진다. 새 api 파드는 새 마이그레이션이 있으면</w:t>
+        <w:t xml:space="preserve">새 api 파드는 새 마이그레이션이 있으면</w:t>
       </w:r>
       <w:r>
         <w:t xml:space="preserve"> </w:t>
@@ -1445,7 +881,7 @@
         <w:t xml:space="preserve"> </w:t>
       </w:r>
       <w:r>
-        <w:t xml:space="preserve">이 적용을 확인할 때까지 대기한다(v0.1.0 도 같다). 그동안 이전 파드가 트래픽을 받으므로 마이그레이션은 이전 코드와 호환되게(컬럼 추가 → 코드 배포 → 옛 컬럼 제거) 작성한다. 새 마이그레이션이 없는 배포에서는 두 버전 모두 Job 이 끝나기 전에도 통과한다. 롤백(DB 의 적용 수가 이미지의 마이그레이션 수보다 많은 경우)은 develop 이 '적용 수 ≥ 기대 수'로 판정해 통과하지만, v0.1.0 은 '=' 로 비교하므로 통과하지 못한다(알려진 이슈 참조).</w:t>
+        <w:t xml:space="preserve">이 적용을 확인할 때까지 대기한다. 그동안 이전 파드가 트래픽을 받으므로 마이그레이션은 이전 코드와 호환되게(컬럼 추가 → 코드 배포 → 옛 컬럼 제거) 작성한다.</w:t>
       </w:r>
     </w:p>
     <w:p>
@@ -1466,16 +902,7 @@
         <w:t xml:space="preserve"> </w:t>
       </w:r>
       <w:r>
-        <w:t xml:space="preserve">이관은 마이그레이션이 자동 수행한다. develop chart 에서는 시드(</w:t>
-      </w:r>
-      <w:r>
-        <w:rPr>
-          <w:rStyle w:val="VerbatimChar"/>
-        </w:rPr>
-        <w:t xml:space="preserve">migrate.seed</w:t>
-      </w:r>
-      <w:r>
-        <w:t xml:space="preserve">)가 기본으로 꺼져 있으며 개발·운영 배포에서 켜지 않는다(알려진 계정이 만들어지고 바뀐 비밀번호가 되돌아간다). v0.1.0 chart 에는 이 값이 없고 시드가 항상 실행된다(알려진 이슈 참조).</w:t>
+        <w:t xml:space="preserve">이관은 마이그레이션이 자동 수행한다.</w:t>
       </w:r>
     </w:p>
     <w:p>
@@ -1570,7 +997,7 @@
         <w:t xml:space="preserve"> </w:t>
       </w:r>
       <w:r>
-        <w:t xml:space="preserve">§3.4·§8,</w:t>
+        <w:t xml:space="preserve">§3.4,</w:t>
       </w:r>
       <w:r>
         <w:t xml:space="preserve"> </w:t>
@@ -1586,24 +1013,6 @@
       </w:r>
       <w:r>
         <w:t xml:space="preserve">(gis-sass 저장소)</w:t>
-      </w:r>
-    </w:p>
-    <w:p>
-      <w:pPr>
-        <w:pStyle w:val="Compact"/>
-        <w:numPr>
-          <w:ilvl w:val="0"/>
-          <w:numId w:val="1007"/>
-        </w:numPr>
-      </w:pPr>
-      <w:r>
-        <w:rPr>
-          <w:rStyle w:val="VerbatimChar"/>
-        </w:rPr>
-        <w:t xml:space="preserve">docs/rules/git/branch.md</w:t>
-      </w:r>
-      <w:r>
-        <w:t xml:space="preserve">(branch protection 사용 불가 기록)</w:t>
       </w:r>
     </w:p>
     <w:sectPr>

--- a/.ai-workflow/work/tasks/현장방문대비/30 관리 산출물/개발/md2docx/JSA-PF-RL-004_릴리스 노트.docx
+++ b/.ai-workflow/work/tasks/현장방문대비/30 관리 산출물/개발/md2docx/JSA-PF-RL-004_릴리스 노트.docx
@@ -210,7 +210,7 @@
               <w:pStyle w:val="Compact"/>
             </w:pPr>
             <w:r>
-              <w:t xml:space="preserve">-</w:t>
+              <w:t xml:space="preserve">박가람</w:t>
             </w:r>
           </w:p>
         </w:tc>
@@ -349,7 +349,7 @@
               <w:pStyle w:val="Compact"/>
             </w:pPr>
             <w:r>
-              <w:t xml:space="preserve">-</w:t>
+              <w:t xml:space="preserve">박가람</w:t>
             </w:r>
           </w:p>
         </w:tc>
